--- a/최종교재/29장_GitHub_Pages_배포.docx
+++ b/최종교재/29장_GitHub_Pages_배포.docx
@@ -308,7 +308,24 @@
           <w:i w:val="0"/>
           <w:color w:val="000000"/>
         </w:rPr>
-        <w:t xml:space="preserve">에서만 열렸습니다. localhost는 사용자의 컴퓨터를 가리키는 주소이므로, 개발 서버를 종료하면 지도 역시 열리지 않게 됩니다. 이번 장에서는 해당 지도를 GitHub의 무료 호스팅 서비스인 GitHub Pages[^1]에 업로드해 보겠습니다. 작업을 마치면 </w:t>
+        <w:t>에서만 열렸습니다. localhost는 사용자의 컴퓨터를 가리키는 주소이므로, 개발 서버를 종료하면 지도 역시 열리지 않게 됩니다. 이번 장에서는 해당 지도를 GitHub의 무료 호스팅 서비스인 GitHub Pages</w:t>
+      </w:r>
+      <w:r>
+        <w:rPr>
+          <w:b w:val="0"/>
+          <w:i w:val="0"/>
+          <w:color w:val="000000"/>
+          <w:vertAlign w:val="superscript"/>
+        </w:rPr>
+        <w:t>1</w:t>
+      </w:r>
+      <w:r>
+        <w:rPr>
+          <w:b w:val="0"/>
+          <w:i w:val="0"/>
+          <w:color w:val="000000"/>
+        </w:rPr>
+        <w:t xml:space="preserve">에 업로드해 보겠습니다. 작업을 마치면 </w:t>
       </w:r>
       <w:r>
         <w:rPr>
@@ -1723,7 +1740,24 @@
           <w:i w:val="0"/>
           <w:color w:val="000000"/>
         </w:rPr>
-        <w:t xml:space="preserve">를 GitHub Pages에 배포하겠습니다. 수동으로 업로드하는 방법이 없는 것은 아닙니다. 그러나 그렇게 하면 코드를 수정할 때마다 빌드와 업로드 작업을 반복하여야 합니다. 빌드 작업을 누락한 채 예전 버전을 업로드하는 오류가 발생할 수도 있습니다. 따라서 처음부터 자동화하여 설정하겠습니다. 이 과정에서 GitHub Actions[^2]를 활용합니다. 리포지토리에 푸시 이벤트가 발생하면 GitHub의 서버가 미리 작성한 작업 순서에 따라 대신 작업을 수행하여 줍니다. 이 작업 순서를 워크플로라고 부르며, </w:t>
+        <w:t>를 GitHub Pages에 배포하겠습니다. 수동으로 업로드하는 방법이 없는 것은 아닙니다. 그러나 그렇게 하면 코드를 수정할 때마다 빌드와 업로드 작업을 반복하여야 합니다. 빌드 작업을 누락한 채 예전 버전을 업로드하는 오류가 발생할 수도 있습니다. 따라서 처음부터 자동화하여 설정하겠습니다. 이 과정에서 GitHub Actions</w:t>
+      </w:r>
+      <w:r>
+        <w:rPr>
+          <w:b w:val="0"/>
+          <w:i w:val="0"/>
+          <w:color w:val="000000"/>
+          <w:vertAlign w:val="superscript"/>
+        </w:rPr>
+        <w:t>2</w:t>
+      </w:r>
+      <w:r>
+        <w:rPr>
+          <w:b w:val="0"/>
+          <w:i w:val="0"/>
+          <w:color w:val="000000"/>
+        </w:rPr>
+        <w:t xml:space="preserve">를 활용합니다. 리포지토리에 푸시 이벤트가 발생하면 GitHub의 서버가 미리 작성한 작업 순서에 따라 대신 작업을 수행하여 줍니다. 이 작업 순서를 워크플로라고 부르며, </w:t>
       </w:r>
       <w:r>
         <w:rPr>
@@ -3205,17 +3239,15 @@
         <w:rPr>
           <w:b w:val="0"/>
           <w:i w:val="0"/>
-          <w:strike w:val="0"/>
-          <w:color w:val="000000"/>
-        </w:rPr>
-        <w:t xml:space="preserve">에 로그인 → 전체 앱에서 우리 앱 선택 → 앱 &gt; 플랫폼 키에서 JavaScript 키를 클릭해 JavaScript SDK 도메인 수정으로 들어갑니다. 기존 </w:t>
+          <w:color w:val="000000"/>
+        </w:rPr>
+        <w:t xml:space="preserve">[developers.kakao.com](https://developers.kakao.com)에 로그인한 뒤 전체 앱에서 우리 앱을 고르고, 앱 &gt; 플랫폼 키에서 JavaScript 키를 클릭해 JavaScript SDK 도메인 수정으로 들어갑니다. 기존 </w:t>
       </w:r>
       <w:r>
         <w:rPr>
           <w:rFonts w:ascii="Consolas" w:hAnsi="Consolas"/>
           <w:b w:val="0"/>
           <w:i w:val="0"/>
-          <w:strike w:val="0"/>
           <w:color w:val="000000"/>
           <w:sz w:val="17"/>
         </w:rPr>
@@ -3225,7 +3257,6 @@
         <w:rPr>
           <w:b w:val="0"/>
           <w:i w:val="0"/>
-          <w:strike w:val="0"/>
           <w:color w:val="000000"/>
         </w:rPr>
         <w:t xml:space="preserve"> 아래에 한 줄을 추가하고 저장하세요.</w:t>
@@ -3318,17 +3349,15 @@
         <w:rPr>
           <w:b w:val="0"/>
           <w:i w:val="0"/>
-          <w:strike w:val="0"/>
-          <w:color w:val="000000"/>
-        </w:rPr>
-        <w:t xml:space="preserve">세 가지를 조심하세요. 첫째, </w:t>
+          <w:color w:val="000000"/>
+        </w:rPr>
+        <w:t xml:space="preserve">세 가지를 조심하세요. 먼저 </w:t>
       </w:r>
       <w:r>
         <w:rPr>
           <w:rFonts w:ascii="Consolas" w:hAnsi="Consolas"/>
           <w:b w:val="0"/>
           <w:i w:val="0"/>
-          <w:strike w:val="0"/>
           <w:color w:val="000000"/>
           <w:sz w:val="17"/>
         </w:rPr>
@@ -3338,35 +3367,15 @@
         <w:rPr>
           <w:b w:val="0"/>
           <w:i w:val="0"/>
-          <w:strike w:val="0"/>
-          <w:color w:val="000000"/>
-        </w:rPr>
-        <w:t xml:space="preserve"> 자리에 여러분의 GitHub 아이디를 넣어야 합니다 — </w:t>
-      </w:r>
-      <w:r>
-        <w:rPr>
-          <w:b w:val="0"/>
-          <w:i w:val="0"/>
-          <w:strike w:val="0"/>
-          <w:color w:val="000000"/>
-        </w:rPr>
-        <w:t>11장</w:t>
-      </w:r>
-      <w:r>
-        <w:rPr>
-          <w:b w:val="0"/>
-          <w:i w:val="0"/>
-          <w:strike w:val="0"/>
-          <w:color w:val="000000"/>
-        </w:rPr>
-        <w:t xml:space="preserve">에서 배웠듯 프로토콜은 하나만 등록해도 양쪽에서 인정되지만 호스트는 한 글자만 달라도 다른 주소 취급입니다. 둘째, 뒤에 </w:t>
+          <w:color w:val="000000"/>
+        </w:rPr>
+        <w:t xml:space="preserve"> 자리에 여러분의 GitHub 아이디를 넣어야 합니다. 11장에서 배웠듯 프로토콜은 하나만 등록해도 양쪽 다 통하지만, 호스트는 한 글자만 달라도 다른 주소로 봅니다. 그리고 뒤에 </w:t>
       </w:r>
       <w:r>
         <w:rPr>
           <w:rFonts w:ascii="Consolas" w:hAnsi="Consolas"/>
           <w:b w:val="0"/>
           <w:i w:val="0"/>
-          <w:strike w:val="0"/>
           <w:color w:val="000000"/>
           <w:sz w:val="17"/>
         </w:rPr>
@@ -3376,7 +3385,6 @@
         <w:rPr>
           <w:b w:val="0"/>
           <w:i w:val="0"/>
-          <w:strike w:val="0"/>
           <w:color w:val="000000"/>
         </w:rPr>
         <w:t xml:space="preserve"> 경로는 붙이지 않습니다. 도메인 등록은 </w:t>
@@ -3386,7 +3394,6 @@
           <w:rFonts w:ascii="Consolas" w:hAnsi="Consolas"/>
           <w:b w:val="0"/>
           <w:i w:val="0"/>
-          <w:strike w:val="0"/>
           <w:color w:val="000000"/>
           <w:sz w:val="17"/>
         </w:rPr>
@@ -3396,17 +3403,15 @@
         <w:rPr>
           <w:b w:val="0"/>
           <w:i w:val="0"/>
-          <w:strike w:val="0"/>
-          <w:color w:val="000000"/>
-        </w:rPr>
-        <w:t xml:space="preserve"> 단위까지만 받고, 그 도메인 아래 모든 경로에 적용됩니다. 셋째, 실제 서비스 주소 그대로 </w:t>
+          <w:color w:val="000000"/>
+        </w:rPr>
+        <w:t xml:space="preserve">까지만 받고, 그 아래 모든 경로에 똑같이 적용됩니다. 마지막으로 GitHub Pages는 https를 쓰니, 실제 서비스 주소 그대로 </w:t>
       </w:r>
       <w:r>
         <w:rPr>
           <w:rFonts w:ascii="Consolas" w:hAnsi="Consolas"/>
           <w:b w:val="0"/>
           <w:i w:val="0"/>
-          <w:strike w:val="0"/>
           <w:color w:val="000000"/>
           <w:sz w:val="17"/>
         </w:rPr>
@@ -3416,10 +3421,9 @@
         <w:rPr>
           <w:b w:val="0"/>
           <w:i w:val="0"/>
-          <w:strike w:val="0"/>
-          <w:color w:val="000000"/>
-        </w:rPr>
-        <w:t>로 적어 두면 헷갈릴 일이 없습니다(GitHub Pages는 https로 서비스됩니다). 저장했다면 배포된 페이지로 돌아가 강력 새로고침(++ctrl+shift+r++)을 해 보세요. 지도가 뜹니다!</w:t>
+          <w:color w:val="000000"/>
+        </w:rPr>
+        <w:t>로 적어 두면 헷갈릴 일이 없을 겁니다. 저장했다면 배포된 페이지로 돌아가 Ctrl+Shift+R로 강력 새로고침을 해 보세요. 이제 지도가 뜰 겁니다.</w:t>
       </w:r>
     </w:p>
     <w:p>
@@ -3429,7 +3433,7 @@
           <w:i w:val="0"/>
           <w:color w:val="000000"/>
         </w:rPr>
-        <w:t>해당 설정을 누락하였을 때 나타나는 증상을 다시 한번 정리하여 보겠습니다. Actions 탭에서는 정상적으로 완료되었다고 표시되고 페이지도 열리지만 지도만 표시되지 않는 경우, 대부분 도메인을 등록하지 않은 것이 원인입니다. 배포 과정 자체는 정상적으로 완료되었으나 카카오 서버에서 요청을 거절한 상태입니다. 해당 증상과 대응 방법은 부록 B의 문제 해결 표에도 정리하여 두었습니다.</w:t>
+        <w:t>해당 설정을 누락하였을 때 나타나는 증상을 다시 한번 정리하여 보겠습니다. Actions 탭에서는 정상적으로 완료되었다고 표시되고 페이지도 열리지만 지도만 표시되지 않는 경우, 대부분 도메인을 등록하지 않은 것이 원인입니다. 배포 과정 자체는 정상적으로 완료되었으나 카카오 서버에서 요청을 거절한 상태입니다.</w:t>
       </w:r>
     </w:p>
     <w:p>
@@ -3514,43 +3518,8 @@
         <w:ind w:left="259"/>
       </w:pPr>
       <w:r>
-        <w:t xml:space="preserve">• </w:t>
-      </w:r>
-      <w:r>
-        <w:rPr>
-          <w:b/>
-          <w:i w:val="0"/>
-          <w:strike w:val="0"/>
-          <w:color w:val="000000"/>
-        </w:rPr>
-        <w:t>마커·말풍선·필터·검색이 동작한다</w:t>
-      </w:r>
-      <w:r>
-        <w:rPr>
-          <w:b w:val="0"/>
-          <w:i w:val="0"/>
-          <w:strike w:val="0"/>
-          <w:color w:val="000000"/>
-        </w:rPr>
-        <w:t xml:space="preserve"> — 검색(</w:t>
-      </w:r>
-      <w:r>
-        <w:rPr>
-          <w:b w:val="0"/>
-          <w:i w:val="0"/>
-          <w:strike w:val="0"/>
-          <w:color w:val="000000"/>
-        </w:rPr>
-        <w:t>19장</w:t>
-      </w:r>
-      <w:r>
-        <w:rPr>
-          <w:b w:val="0"/>
-          <w:i w:val="0"/>
-          <w:strike w:val="0"/>
-          <w:color w:val="000000"/>
-        </w:rPr>
-        <w:t>)도 같은 JS 키를 쓰므로 함께 풀립니다.</w:t>
+        <w:rPr/>
+        <w:t>• 마커·말풍선·필터·검색이 동작한다 — 검색(23장)도 같은 JS 키를 쓰므로 함께 풀립니다.</w:t>
       </w:r>
     </w:p>
     <w:p>
@@ -3558,61 +3527,8 @@
         <w:ind w:left="259"/>
       </w:pPr>
       <w:r>
-        <w:t xml:space="preserve">• </w:t>
-      </w:r>
-      <w:r>
-        <w:rPr>
-          <w:b/>
-          <w:i w:val="0"/>
-          <w:strike w:val="0"/>
-          <w:color w:val="000000"/>
-        </w:rPr>
-        <w:t>장소 추가와 새로고침 유지</w:t>
-      </w:r>
-      <w:r>
-        <w:rPr>
-          <w:b w:val="0"/>
-          <w:i w:val="0"/>
-          <w:strike w:val="0"/>
-          <w:color w:val="000000"/>
-        </w:rPr>
-        <w:t xml:space="preserve"> — localStorage(</w:t>
-      </w:r>
-      <w:r>
-        <w:rPr>
-          <w:b w:val="0"/>
-          <w:i w:val="0"/>
-          <w:strike w:val="0"/>
-          <w:color w:val="000000"/>
-        </w:rPr>
-        <w:t>21장</w:t>
-      </w:r>
-      <w:r>
-        <w:rPr>
-          <w:b w:val="0"/>
-          <w:i w:val="0"/>
-          <w:strike w:val="0"/>
-          <w:color w:val="000000"/>
-        </w:rPr>
-        <w:t xml:space="preserve">)는 브라우저에 저장되므로 배포 후에도 동작합니다. 다만 도메인별 금고라서 localhost에서 모은 장소는 안 보입니다. </w:t>
-      </w:r>
-      <w:r>
-        <w:rPr>
-          <w:b w:val="0"/>
-          <w:i w:val="0"/>
-          <w:strike w:val="0"/>
-          <w:color w:val="000000"/>
-        </w:rPr>
-        <w:t>21장</w:t>
-      </w:r>
-      <w:r>
-        <w:rPr>
-          <w:b w:val="0"/>
-          <w:i w:val="0"/>
-          <w:strike w:val="0"/>
-          <w:color w:val="000000"/>
-        </w:rPr>
-        <w:t>의 내보내기/가져오기로 옮길 수 있죠 — 그 기능이 여기서 또 효자 노릇을 합니다.</w:t>
+        <w:rPr/>
+        <w:t>• 장소 추가와 새로고침 유지 — localStorage(25장)는 브라우저에 저장되므로 배포 후에도 동작합니다. 다만 도메인별 금고라서 localhost에서 모은 장소는 안 보입니다. 25장의 내보내기/가져오기로 옮길 수 있죠 — 그 기능이 여기서 또 효자 노릇을 합니다.</w:t>
       </w:r>
     </w:p>
     <w:p>
@@ -3620,43 +3536,8 @@
         <w:ind w:left="259"/>
       </w:pPr>
       <w:r>
-        <w:t xml:space="preserve">• </w:t>
-      </w:r>
-      <w:r>
-        <w:rPr>
-          <w:b/>
-          <w:i w:val="0"/>
-          <w:strike w:val="0"/>
-          <w:color w:val="000000"/>
-        </w:rPr>
-        <w:t>내 위치 버튼</w:t>
-      </w:r>
-      <w:r>
-        <w:rPr>
-          <w:b w:val="0"/>
-          <w:i w:val="0"/>
-          <w:strike w:val="0"/>
-          <w:color w:val="000000"/>
-        </w:rPr>
-        <w:t xml:space="preserve"> — </w:t>
-      </w:r>
-      <w:r>
-        <w:rPr>
-          <w:b w:val="0"/>
-          <w:i w:val="0"/>
-          <w:strike w:val="0"/>
-          <w:color w:val="000000"/>
-        </w:rPr>
-        <w:t>24장</w:t>
-      </w:r>
-      <w:r>
-        <w:rPr>
-          <w:b w:val="0"/>
-          <w:i w:val="0"/>
-          <w:strike w:val="0"/>
-          <w:color w:val="000000"/>
-        </w:rPr>
-        <w:t>에서 "https에서만 동작한다"고 했는데, Pages는 https라서 통과입니다.</w:t>
+        <w:rPr/>
+        <w:t>• 내 위치 버튼 — 28장에서 "https에서만 동작한다"고 했는데, Pages는 https라서 통과입니다.</w:t>
       </w:r>
     </w:p>
     <w:p>
@@ -3774,7 +3655,7 @@
           <w:i w:val="0"/>
           <w:color w:val="000000"/>
         </w:rPr>
-        <w:t>이 주소를 다른 사람에게 전달하여도 문제없이 접속할 수 있습니다. 다만 한 가지 알아두어야 할 점이 있습니다. 다른 사람이 접속하여 보는 지도는 사용자가 저장한 내용이 아닌 빈 지도라는 점입니다. 위치 정보는 각 사용자의 브라우저에 저장되기 때문에 사용자 본인이 저장한 장소 정보는 사용자의 기기에서만 확인할 수 있습니다. 다른 사람은 각자의 데이터를 입력하여 사용하여야 합니다. 애플리케이션 자체는 동일하지만 저장되는 데이터는 사용자별로 분리되는 것입니다. 이것이 현재 구조의 특징이자 제한 사항입니다. 모든 사용자가 동일한 데이터를 확인할 수 있도록 하려면 별도의 서버와 데이터베이스 환경이 필요하며, 해당 내용은 26장에서 다루겠습니다.</w:t>
+        <w:t>이 주소를 다른 사람에게 전달하여도 문제없이 접속할 수 있습니다. 다만 한 가지 알아두어야 할 점이 있습니다. 다른 사람이 접속하여 보는 지도는 사용자가 저장한 내용이 아닌 빈 지도라는 점입니다. localStorage는 각자의 브라우저에 저장되므로, 여러분이 저장한 장소 데이터는 여러분의 브라우저에만 남습니다. 다른 사람은 각자의 데이터를 입력하여 자기 지도를 만들게 됩니다. 애플리케이션 자체는 동일하지만 저장되는 데이터는 사용자별로 분리되는 것입니다. 이것이 현재 구조의 특징이자 제한 사항입니다. 모든 사용자가 동일한 데이터를 확인할 수 있도록 하려면 별도의 서버와 데이터베이스가 필요합니다. 이 책에서는 거기까지 다루지 않지만, 지금 만든 구조 위에 서버를 얹는 것이 다음 단계입니다.</w:t>
       </w:r>
     </w:p>
     <w:p>
@@ -5028,37 +4909,9 @@
         <w:rPr>
           <w:b/>
           <w:i w:val="0"/>
-          <w:strike w:val="0"/>
-          <w:color w:val="000000"/>
-        </w:rPr>
-        <w:t>다음 장 예고</w:t>
-      </w:r>
-      <w:r>
-        <w:rPr>
-          <w:b w:val="0"/>
-          <w:i w:val="0"/>
-          <w:strike w:val="0"/>
-          <w:color w:val="000000"/>
-        </w:rPr>
-        <w:t xml:space="preserve"> — 지도 앱이 드디어 인터넷에 살아 숨쉬고 있습니다. 하지만 리포에 들어온 사람이 처음 보는 건 앱이 아니라 README입니다. </w:t>
-      </w:r>
-      <w:r>
-        <w:rPr>
-          <w:b w:val="0"/>
-          <w:i w:val="0"/>
-          <w:strike w:val="0"/>
-          <w:color w:val="000000"/>
-        </w:rPr>
-        <w:t>30장</w:t>
-      </w:r>
-      <w:r>
-        <w:rPr>
-          <w:b w:val="0"/>
-          <w:i w:val="0"/>
-          <w:strike w:val="0"/>
-          <w:color w:val="000000"/>
-        </w:rPr>
-        <w:t>에서는 스크린샷 찍는 법부터 기능 소개, 배포 링크, 기술 스택까지 갖춘 README를 써서 리포의 첫인상을 완성하고, 친구들에게 자랑하는 법과 이 책 이후의 로드맵으로 여정을 마무리합니다.</w:t>
+          <w:color w:val="000000"/>
+        </w:rPr>
+        <w:t>마치며 — 지도 앱이 드디어 인터넷에 살아 숨 쉬고 있습니다. 이제 링크를 아는 사람은 누구나 여러분이 만든 지도를 열어 볼 수 있습니다. 여기까지 오는 동안 도구를 갖추고, 기능을 하나씩 붙이고, 막힌 곳을 스스로 풀어 왔습니다. 다음에 만들 것이 무엇이든 그 순서는 그대로 쓰입니다.</w:t>
       </w:r>
     </w:p>
     <w:p>

--- a/최종교재/29장_GitHub_Pages_배포.docx
+++ b/최종교재/29장_GitHub_Pages_배포.docx
@@ -1332,10 +1332,9 @@
         <w:rPr>
           <w:b w:val="0"/>
           <w:i w:val="0"/>
-          <w:strike w:val="0"/>
-          <w:color w:val="000000"/>
-        </w:rPr>
-        <w:t>이 프로젝트를 GitHub Pages에 배포할 거야. 리포 이름이 my-map이라서 https://아이디.github.io/my-map/ 하위 경로로 서비스돼. vite.config.js를 만들어서 base를 '/my-map/'으로 설정해줘. 다른 옵션은 건드리지 마.</w:t>
+          <w:color w:val="000000"/>
+        </w:rPr>
+        <w:t>이 프로젝트를 인터넷에 공개하여 누구나 접속하여 볼 수 있도록 하려고 합니다. 저장소의 이름이 my-map이므로 주소 뒤에 /my-map/ 경로가 붙게 됩니다. 프로젝트 설정 파일을 생성하여 기본 경로를 '/my-map/'으로 지정하여 주십시오. 그 외 다른 설정값은 변경하지 않고 그대로 유지하여 주십시오.</w:t>
       </w:r>
     </w:p>
     <w:p>
